--- a/business/tender/ETABLIX-ER-P5-FM-and-Operation.docx
+++ b/business/tender/ETABLIX-ER-P5-FM-and-Operation.docx
@@ -6649,7 +6649,7 @@
           <w:sz w:val="19"/>
           <w:szCs w:val="19"/>
         </w:rPr>
-        <w:t xml:space="preserve">A room is clean when all of the following are true, and the audit at 11 tests each of them rather than forming an impression.</w:t>
+        <w:t xml:space="preserve">A room is clean when all of the following are true, and the audit at section 11 tests each of them rather than forming an impression.</w:t>
       </w:r>
     </w:p>
     <w:p>
@@ -7157,7 +7157,7 @@
           <w:sz w:val="19"/>
           <w:szCs w:val="19"/>
         </w:rPr>
-        <w:t xml:space="preserve">ALLERGENS. Full allergen information available at the point of service for every item, to the Food Information Regulations and the requirements for prepacked-for-direct-sale food. See 9.</w:t>
+        <w:t xml:space="preserve">ALLERGENS. Full allergen information available at the point of service for every item, to the Food Information Regulations and the requirements for prepacked-for-direct-sale food. See section 9.</w:t>
       </w:r>
     </w:p>
     <w:p>
@@ -7435,7 +7435,7 @@
           <w:sz w:val="19"/>
           <w:szCs w:val="19"/>
         </w:rPr>
-        <w:t xml:space="preserve">Vehicles, drivers, licensing, tachograph compliance and maintenance are the Contractor's. Drivers are subject to the drug and alcohol regime at 13 and to the same induction as any other person on site.</w:t>
+        <w:t xml:space="preserve">Vehicles, drivers, licensing, tachograph compliance and maintenance are the Contractor's. Drivers are subject to the drug and alcohol regime at section 13 and to the same induction as any other person on site.</w:t>
       </w:r>
     </w:p>
     <w:p>
@@ -7449,7 +7449,7 @@
           <w:sz w:val="19"/>
           <w:szCs w:val="19"/>
         </w:rPr>
-        <w:t xml:space="preserve">Where a shift is extended or a departure missed for a reason within the project rather than the Contractor, transport shall still be provided and the cost recovered under 17 — nobody is left at the site gate while the commercial position is worked out.</w:t>
+        <w:t xml:space="preserve">Where a shift is extended or a departure missed for a reason within the project rather than the Contractor, transport shall still be provided and the cost recovered under section 17 — nobody is left at the site gate while the commercial position is worked out.</w:t>
       </w:r>
     </w:p>
     <w:p>
@@ -7494,7 +7494,7 @@
           <w:sz w:val="19"/>
           <w:szCs w:val="19"/>
         </w:rPr>
-        <w:t xml:space="preserve">The asset register is not re-created here. It is received, loaded and kept current: an asset replaced during the term inherits the identifier convention and the physical label, so that the register the Employer holds at the end of 38 months is the register it can relocate the village with under 20.</w:t>
+        <w:t xml:space="preserve">The asset register is not re-created here. It is received, loaded and kept current: an asset replaced during the term inherits the identifier convention and the physical label, so that the register the Employer holds at the end of 38 months is the register it can relocate the village with under section 20.</w:t>
       </w:r>
     </w:p>
     <w:p>
@@ -7508,7 +7508,7 @@
           <w:sz w:val="19"/>
           <w:szCs w:val="19"/>
         </w:rPr>
-        <w:t xml:space="preserve">The planned maintenance schedule shall be submitted within the mobilisation period at 7 and shall show, per asset type, the task, the frequency, the standard and the trade required. A schedule that says 'as SFG20' without listing the tasks is not a schedule.</w:t>
+        <w:t xml:space="preserve">The planned maintenance schedule shall be submitted within the mobilisation period at section 7 and shall show, per asset type, the task, the frequency, the standard and the trade required. A schedule that says 'as SFG20' without listing the tasks is not a schedule.</w:t>
       </w:r>
     </w:p>
     <w:p>
@@ -7609,7 +7609,7 @@
           <w:sz w:val="19"/>
           <w:szCs w:val="19"/>
         </w:rPr>
-        <w:t xml:space="preserve">A ROOM THAT IS UNFIT TO OCCUPY. Where a fault makes a room unfit and cannot be rectified within 4 hours, the resident is moved to another room at the Contractor's cost and inconvenience, not left in it. Where no room is available, the Employer is notified within the hour under 18.</w:t>
+        <w:t xml:space="preserve">A ROOM THAT IS UNFIT TO OCCUPY. Where a fault makes a room unfit and cannot be rectified within 4 hours, the resident is moved to another room at the Contractor's cost and inconvenience, not left in it. Where no room is available, the Employer is notified within the hour under section 18.</w:t>
       </w:r>
     </w:p>
     <w:p>
@@ -7800,7 +7800,7 @@
           <w:sz w:val="19"/>
           <w:szCs w:val="19"/>
         </w:rPr>
-        <w:t xml:space="preserve">The sub-metering installed under P2 clauses 4.24 and 4.25 separates heating, hot water, lighting and small power per block, and separately meters the kitchen. It exists so that consumption can be managed from measured data. The Contractor shall report monthly under 12: consumption per block, per bed-night, and against the same month of the previous year once a year exists.</w:t>
+        <w:t xml:space="preserve">The sub-metering installed under P2 clauses 4.24 and 4.25 separates heating, hot water, lighting and small power per block, and separately meters the kitchen. It exists so that consumption can be managed from measured data. The Contractor shall report monthly under section 12: consumption per block, per bed-night, and against the same month of the previous year once a year exists.</w:t>
       </w:r>
     </w:p>
     <w:p>
@@ -7814,7 +7814,7 @@
           <w:sz w:val="19"/>
           <w:szCs w:val="19"/>
         </w:rPr>
-        <w:t xml:space="preserve">Reported within 5 working days of month end, to the same deadline as 12.</w:t>
+        <w:t xml:space="preserve">Reported within 5 working days of month end, to the same deadline as section 12.</w:t>
       </w:r>
     </w:p>
     <w:p>
@@ -7842,7 +7842,7 @@
           <w:sz w:val="19"/>
           <w:szCs w:val="19"/>
         </w:rPr>
-        <w:t xml:space="preserve">Where the Contractor identifies a saving requiring capital expenditure, it shall propose it under 17 with the payback stated over the remaining term, not over the life of the equipment.</w:t>
+        <w:t xml:space="preserve">Where the Contractor identifies a saving requiring capital expenditure, it shall propose it under section 17 with the payback stated over the remaining term, not over the life of the equipment.</w:t>
       </w:r>
     </w:p>
     <w:p>
@@ -8047,7 +8047,7 @@
           <w:sz w:val="19"/>
           <w:szCs w:val="19"/>
         </w:rPr>
-        <w:t xml:space="preserve">Noise from the adjoining construction site is not this Contractor's to control, but its effect is: where construction noise makes a block unsuitable for day sleeping, the Contractor shall raise it under 18 and the Employer will address it with the Principal Contractor.</w:t>
+        <w:t xml:space="preserve">Noise from the adjoining construction site is not this Contractor's to control, but its effect is: where construction noise makes a block unsuitable for day sleeping, the Contractor shall raise it under section 18 and the Employer will address it with the Principal Contractor.</w:t>
       </w:r>
     </w:p>
     <w:p>
@@ -8092,7 +8092,7 @@
           <w:sz w:val="19"/>
           <w:szCs w:val="19"/>
         </w:rPr>
-        <w:t xml:space="preserve">Cleaning products shall be limited to the schedule of approved products issued in the P2 operation and maintenance manual — the finishes were selected against that schedule and a product outside it voids the durability requirement the Employer paid for. Where the Contractor requires a product not on the schedule it shall propose it under 17 with the manufacturer's compatibility confirmation.</w:t>
+        <w:t xml:space="preserve">Cleaning products shall be limited to the schedule of approved products issued in the P2 operation and maintenance manual — the finishes were selected against that schedule and a product outside it voids the durability requirement the Employer paid for. Where the Contractor requires a product not on the schedule it shall propose it under section 17 with the manufacturer's compatibility confirmation.</w:t>
       </w:r>
     </w:p>
     <w:p>
@@ -8106,7 +8106,7 @@
           <w:sz w:val="19"/>
           <w:szCs w:val="19"/>
         </w:rPr>
-        <w:t xml:space="preserve">The critical spares holding transferred from P2 under item J of its activity schedule is received, held, used and replenished within 10 working days of use. A spare used and not replaced is a spare the Employer no longer has, and the holding is audited quarterly under 11.</w:t>
+        <w:t xml:space="preserve">The critical spares holding transferred from P2 under item J of its activity schedule is received, held, used and replenished within 10 working days of use. A spare used and not replaced is a spare the Employer no longer has, and the holding is audited quarterly under section 11.</w:t>
       </w:r>
     </w:p>
     <w:p>
@@ -8201,7 +8201,7 @@
           <w:sz w:val="19"/>
           <w:szCs w:val="19"/>
         </w:rPr>
-        <w:t xml:space="preserve">The matrix at 5.3 states which is which, element by element. The service register at 3 codes every service O or I. Twenty-three services: fifteen output-specified, eight input-specified, and the eight are stated with their reasons.</w:t>
+        <w:t xml:space="preserve">The matrix at 5.3 states which is which, element by element. The service register at section 3 codes every service O or I. Twenty-three services: fifteen output-specified, eight input-specified, and the eight are stated with their reasons.</w:t>
       </w:r>
     </w:p>
     <w:p>
@@ -8260,7 +8260,7 @@
           <w:sz w:val="19"/>
           <w:szCs w:val="19"/>
         </w:rPr>
-        <w:t xml:space="preserve">It shall contain, as a minimum: the organisation chart with named individuals for the posts at 8; the establishment by service, by shift, showing the peak-day resourcing for room turnover at 4.4; the catering service plan showing all 4 service periods including the night meal; the transport plan against the shift roster; the planned maintenance schedule; the winter service plan at 4.14; the noise-by-zone method at 4.19; and the mobilisation programme at 7.</w:t>
+        <w:t xml:space="preserve">It shall contain, as a minimum: the organisation chart with named individuals for the posts at section 8; the establishment by service, by shift, showing the peak-day resourcing for room turnover at 4.4; the catering service plan showing all 4 service periods including the night meal; the transport plan against the shift roster; the planned maintenance schedule; the winter service plan at 4.14; the noise-by-zone method at 4.19; and the mobilisation programme at section 7.</w:t>
       </w:r>
     </w:p>
     <w:p>
@@ -8395,7 +8395,7 @@
           <w:sz w:val="19"/>
           <w:szCs w:val="19"/>
         </w:rPr>
-        <w:t xml:space="preserve">It remains liable to the Employer for every sub-contracted service as if it had performed it itself. Every requirement of this document, and in particular the labour standards at 19 and the welfare obligations at 10, flows down in full and unamended.</w:t>
+        <w:t xml:space="preserve">It remains liable to the Employer for every sub-contracted service as if it had performed it itself. Every requirement of this document, and in particular the labour standards at section 19 and the welfare obligations at section 10, flows down in full and unamended.</w:t>
       </w:r>
     </w:p>
     <w:p>
@@ -12448,7 +12448,7 @@
                 <w:sz w:val="15"/>
                 <w:szCs w:val="15"/>
               </w:rPr>
-              <w:t xml:space="preserve">The Employer Pays Principle and the flow-down at 19</w:t>
+              <w:t xml:space="preserve">The Employer Pays Principle and the flow-down at section 19</w:t>
             </w:r>
           </w:p>
         </w:tc>
@@ -15302,7 +15302,7 @@
                 <w:sz w:val="15"/>
                 <w:szCs w:val="15"/>
               </w:rPr>
-              <w:t xml:space="preserve">Where this Contractor is appointed as prime under 21, the four transferred contracts and the cut-off valuations</w:t>
+              <w:t xml:space="preserve">Where this Contractor is appointed as prime under section 21, the four transferred contracts and the cut-off valuations</w:t>
             </w:r>
           </w:p>
         </w:tc>
@@ -15827,7 +15827,7 @@
           <w:sz w:val="19"/>
           <w:szCs w:val="19"/>
         </w:rPr>
-        <w:t xml:space="preserve">A post left vacant for more than 4 weeks is a service failure under 15, because on a village the management post IS the service: there is no head office that can absorb its absence at three in the morning.</w:t>
+        <w:t xml:space="preserve">A post left vacant for more than 4 weeks is a service failure under section 15, because on a village the management post IS the service: there is no head office that can absorb its absence at three in the morning.</w:t>
       </w:r>
     </w:p>
     <w:p>
@@ -15858,7 +15858,7 @@
           <w:sz w:val="19"/>
           <w:szCs w:val="19"/>
         </w:rPr>
-        <w:t xml:space="preserve">Every person working on this package shall be vetted to a standard appropriate to their role and disclosed at tender. As a minimum: identity and right to work checked and recorded for every person; enhanced checks for anyone with routine unsupervised access to occupied rooms; and a DBS check at the appropriate level for anyone whose role brings them into a welfare or safeguarding capacity under 10.</w:t>
+        <w:t xml:space="preserve">Every person working on this package shall be vetted to a standard appropriate to their role and disclosed at tender. As a minimum: identity and right to work checked and recorded for every person; enhanced checks for anyone with routine unsupervised access to occupied rooms; and a DBS check at the appropriate level for anyone whose role brings them into a welfare or safeguarding capacity under section 10.</w:t>
       </w:r>
     </w:p>
     <w:p>
@@ -15872,7 +15872,7 @@
           <w:sz w:val="19"/>
           <w:szCs w:val="19"/>
         </w:rPr>
-        <w:t xml:space="preserve">Every person completes the project induction and the village-specific module before first entry, per 13.</w:t>
+        <w:t xml:space="preserve">Every person completes the project induction and the village-specific module before first entry, per section 13.</w:t>
       </w:r>
     </w:p>
     <w:p>
@@ -15886,7 +15886,7 @@
           <w:sz w:val="19"/>
           <w:szCs w:val="19"/>
         </w:rPr>
-        <w:t xml:space="preserve">The Contractor shall maintain a training matrix showing, per person: induction, fire, first aid, food hygiene where applicable, manual handling, lone working, safeguarding awareness, and the escalation procedure. It shall be auditable and it shall be audited under 11.</w:t>
+        <w:t xml:space="preserve">The Contractor shall maintain a training matrix showing, per person: induction, fire, first aid, food hygiene where applicable, manual handling, lone working, safeguarding awareness, and the escalation procedure. It shall be auditable and it shall be audited under section 11.</w:t>
       </w:r>
     </w:p>
     <w:tbl>
@@ -16311,7 +16311,7 @@
                 <w:sz w:val="15"/>
                 <w:szCs w:val="15"/>
               </w:rPr>
-              <w:t xml:space="preserve">Authority to commit resource and to invoke the escalation at 18 without seeking permission</w:t>
+              <w:t xml:space="preserve">Authority to commit resource and to invoke the escalation at section 18 without seeking permission</w:t>
             </w:r>
           </w:p>
         </w:tc>
@@ -17413,7 +17413,7 @@
           <w:sz w:val="19"/>
           <w:szCs w:val="19"/>
         </w:rPr>
-        <w:t xml:space="preserve">The Contractor shall operate a health and safety management system covering its own workforce and the residents so far as they are affected by its undertaking, and shall comply with the site rules at 13.</w:t>
+        <w:t xml:space="preserve">The Contractor shall operate a health and safety management system covering its own workforce and the residents so far as they are affected by its undertaking, and shall comply with the site rules at section 13.</w:t>
       </w:r>
     </w:p>
     <w:p>
@@ -17609,7 +17609,7 @@
           <w:sz w:val="19"/>
           <w:szCs w:val="19"/>
         </w:rPr>
-        <w:t xml:space="preserve">The Contractor shall record contacts by category and number, without identifying individuals, and report them monthly under 12. The Employer wants to know whether the service is used, not who used it.</w:t>
+        <w:t xml:space="preserve">The Contractor shall record contacts by category and number, without identifying individuals, and report them monthly under section 12. The Employer wants to know whether the service is used, not who used it.</w:t>
       </w:r>
     </w:p>
     <w:p>
@@ -17873,7 +17873,7 @@
           <w:sz w:val="19"/>
           <w:szCs w:val="19"/>
         </w:rPr>
-        <w:t xml:space="preserve">The site rules at 13 prohibit attending work under the influence and provide for testing. That is a safety rule and it is not softened here.</w:t>
+        <w:t xml:space="preserve">The site rules at section 13 prohibit attending work under the influence and provide for testing. That is a safety rule and it is not softened here.</w:t>
       </w:r>
     </w:p>
     <w:p>
@@ -17954,7 +17954,7 @@
           <w:sz w:val="19"/>
           <w:szCs w:val="19"/>
         </w:rPr>
-        <w:t xml:space="preserve">By measurement against the key performance indicators at 14, by audit, and by asking the residents. The three are used together because each catches what the others miss: measurement catches what is counted, audit catches what is done when nobody is counting, and the residents catch what neither instrument was pointed at.</w:t>
+        <w:t xml:space="preserve">By measurement against the key performance indicators at section 14, by audit, and by asking the residents. The three are used together because each catches what the others miss: measurement catches what is counted, audit catches what is done when nobody is counting, and the residents catch what neither instrument was pointed at.</w:t>
       </w:r>
     </w:p>
     <w:p>
@@ -18058,7 +18058,7 @@
           <w:sz w:val="19"/>
           <w:szCs w:val="19"/>
         </w:rPr>
-        <w:t xml:space="preserve">QUARTERLY, SYSTEMS. The fire logbook, the water safety records, the food safety records, the CAFM, the training matrix, the PEEP register and the labour standards evidence at 19. Documentary, and failures here are treated as seriously as physical ones because they are the record that everything else was done.</w:t>
+        <w:t xml:space="preserve">QUARTERLY, SYSTEMS. The fire logbook, the water safety records, the food safety records, the CAFM, the training matrix, the PEEP register and the labour standards evidence at section 19. Documentary, and failures here are treated as seriously as physical ones because they are the record that everything else was done.</w:t>
       </w:r>
     </w:p>
     <w:p>
@@ -18226,7 +18226,7 @@
           <w:sz w:val="19"/>
           <w:szCs w:val="19"/>
         </w:rPr>
-        <w:t xml:space="preserve">Asset identifiers, room numbers and meter point names shall not be re-coded. They came from P2, they are on physical labels, and they are what the village will be relocated with under 20.</w:t>
+        <w:t xml:space="preserve">Asset identifiers, room numbers and meter point names shall not be re-coded. They came from P2, they are on physical labels, and they are what the village will be relocated with under section 20.</w:t>
       </w:r>
     </w:p>
     <w:p>
@@ -18285,7 +18285,7 @@
           <w:sz w:val="19"/>
           <w:szCs w:val="19"/>
         </w:rPr>
-        <w:t xml:space="preserve">MONTHLY, within 5 working days of month end: performance against every KPI at 14 with the calculation shown; service credits arising, calculated by the Contractor and not by the Employer; faults by priority with response and rectification times; planned maintenance completion; utility consumption per block and per bed-night against the metering; waste and diversion; welfare contacts by category in numbers; incidents; complaints and their resolution; staff turnover and vacancies against the establishment at 8; and the statutory compliance position — fire, water, food — on one page.</w:t>
+        <w:t xml:space="preserve">MONTHLY, within 5 working days of month end: performance against every KPI at section 14 with the calculation shown; service credits arising, calculated by the Contractor and not by the Employer; faults by priority with response and rectification times; planned maintenance completion; utility consumption per block and per bed-night against the metering; waste and diversion; welfare contacts by category in numbers; incidents; complaints and their resolution; staff turnover and vacancies against the establishment at section 8; and the statutory compliance position — fire, water, food — on one page.</w:t>
       </w:r>
     </w:p>
     <w:p>
@@ -18299,7 +18299,7 @@
           <w:sz w:val="19"/>
           <w:szCs w:val="19"/>
         </w:rPr>
-        <w:t xml:space="preserve">QUARTERLY: the resident survey at 11.4 with raw results; social value against 16; labour standards evidence under 19; and a review of the risk register held jointly.</w:t>
+        <w:t xml:space="preserve">QUARTERLY: the resident survey at 11.4 with raw results; social value against section 16; labour standards evidence under section 19; and a review of the risk register held jointly.</w:t>
       </w:r>
     </w:p>
     <w:p>
@@ -18372,7 +18372,7 @@
           <w:sz w:val="19"/>
           <w:szCs w:val="19"/>
         </w:rPr>
-        <w:t xml:space="preserve">Where the Contractor and the Employer disagree about a figure, the report records both and the disagreement is resolved under 18 rather than by the figure being quietly restated the following month.</w:t>
+        <w:t xml:space="preserve">Where the Contractor and the Employer disagree about a figure, the report records both and the disagreement is resolved under section 18 rather than by the figure being quietly restated the following month.</w:t>
       </w:r>
     </w:p>
     <w:p>
@@ -18557,7 +18557,7 @@
           <w:sz w:val="19"/>
           <w:szCs w:val="19"/>
         </w:rPr>
-        <w:t xml:space="preserve">NO BED IN THIS VILLAGE IS AVAILABLE TO THE CONTRACTOR'S STAFF. Where the Contractor accommodates staff locally, 19 applies to that accommodation in full — the Employer will not tolerate a village built to a decent standard being run by people housed to a worse one.</w:t>
+        <w:t xml:space="preserve">NO BED IN THIS VILLAGE IS AVAILABLE TO THE CONTRACTOR'S STAFF. Where the Contractor accommodates staff locally, section 19 applies to that accommodation in full — the Employer will not tolerate a village built to a decent standard being run by people housed to a worse one.</w:t>
       </w:r>
     </w:p>
     <w:p>
@@ -22951,7 +22951,7 @@
           <w:sz w:val="19"/>
           <w:szCs w:val="19"/>
         </w:rPr>
-        <w:t xml:space="preserve">Each key performance indicator at 14 carries a weighting, and the weightings total one hundred. A KPI's share of the pool is its weighting applied to the pool.</w:t>
+        <w:t xml:space="preserve">Each key performance indicator at section 14 carries a weighting, and the weightings total one hundred. A KPI's share of the pool is its weighting applied to the pool.</w:t>
       </w:r>
     </w:p>
     <w:p>
@@ -23035,7 +23035,7 @@
           <w:sz w:val="19"/>
           <w:szCs w:val="19"/>
         </w:rPr>
-        <w:t xml:space="preserve">The Contractor calculates the credits and reports them under 12. The Employer does not chase them. A month in which the Contractor reports no credits and the Employer's own audit finds a failure is a matter under 15.5.</w:t>
+        <w:t xml:space="preserve">The Contractor calculates the credits and reports them under section 12. The Employer does not chase them. A month in which the Contractor reports no credits and the Employer's own audit finds a failure is a matter under 15.5.</w:t>
       </w:r>
     </w:p>
     <w:p>
@@ -23349,7 +23349,7 @@
           <w:sz w:val="19"/>
           <w:szCs w:val="19"/>
         </w:rPr>
-        <w:t xml:space="preserve">Where achieving a target requires capital expenditure, it is proposed under 17 with the payback stated over the REMAINING TERM, not over the life of the equipment — a five-year payback on a village with two years left is not a saving, it is a transfer to whoever operates it next.</w:t>
+        <w:t xml:space="preserve">Where achieving a target requires capital expenditure, it is proposed under section 17 with the payback stated over the REMAINING TERM, not over the life of the equipment — a five-year payback on a village with two years left is not a saving, it is a transfer to whoever operates it next.</w:t>
       </w:r>
     </w:p>
     <w:p>
@@ -23551,7 +23551,7 @@
           <w:sz w:val="19"/>
           <w:szCs w:val="19"/>
         </w:rPr>
-        <w:t xml:space="preserve">In this order: the rates and prices in the activity schedule at 22; those rates pro rata; then a fair valuation built from the all-in rates the Contractor states in its tender.</w:t>
+        <w:t xml:space="preserve">In this order: the rates and prices in the activity schedule at section 22; those rates pro rata; then a fair valuation built from the all-in rates the Contractor states in its tender.</w:t>
       </w:r>
     </w:p>
     <w:p>
@@ -23610,7 +23610,7 @@
           <w:sz w:val="19"/>
           <w:szCs w:val="19"/>
         </w:rPr>
-        <w:t xml:space="preserve">Movement within that curve is not a change and gives rise to no entitlement. That is precisely why the pricing structure at 22 separates a fixed element from a variable one: the variation is priced by the mechanism rather than argued about monthly.</w:t>
+        <w:t xml:space="preserve">Movement within that curve is not a change and gives rise to no entitlement. That is precisely why the pricing structure at section 22 separates a fixed element from a variable one: the variation is priced by the mechanism rather than argued about monthly.</w:t>
       </w:r>
     </w:p>
     <w:p>
@@ -24221,7 +24221,7 @@
           <w:sz w:val="19"/>
           <w:szCs w:val="19"/>
         </w:rPr>
-        <w:t xml:space="preserve">Thirty-8 months from the first service commencement, subject to the sectional pattern at 7. Services for a section cease when that section is vacated and the Employer certifies it.</w:t>
+        <w:t xml:space="preserve">Thirty-8 months from the first service commencement, subject to the sectional pattern at section 7. Services for a section cease when that section is vacated and the Employer certifies it.</w:t>
       </w:r>
     </w:p>
     <w:p>
@@ -24678,7 +24678,7 @@
           <w:sz w:val="19"/>
           <w:szCs w:val="19"/>
         </w:rPr>
-        <w:t xml:space="preserve">THE FIXED ELEMENT covers the costs that do not vary with occupancy: the management team at 8, statutory compliance — fire, water, food — security, planned maintenance, the CAFM, insurance, and the on-call cover. Sixty-five occupied beds still require a Village Manager, a fire risk assessment, a water safety scheme and a person on reception at four in the morning.</w:t>
+        <w:t xml:space="preserve">THE FIXED ELEMENT covers the costs that do not vary with occupancy: the management team at section 8, statutory compliance — fire, water, food — security, planned maintenance, the CAFM, insurance, and the on-call cover. Sixty-five occupied beds still require a Village Manager, a fire risk assessment, a water safety scheme and a person on reception at four in the morning.</w:t>
       </w:r>
     </w:p>
     <w:p>
@@ -25506,7 +25506,7 @@
                 <w:sz w:val="15"/>
                 <w:szCs w:val="15"/>
               </w:rPr>
-              <w:t xml:space="preserve">Village management team per 8</w:t>
+              <w:t xml:space="preserve">Village management team per section 8</w:t>
             </w:r>
           </w:p>
         </w:tc>
@@ -26176,7 +26176,7 @@
                 <w:sz w:val="15"/>
                 <w:szCs w:val="15"/>
               </w:rPr>
-              <w:t xml:space="preserve">Welfare and resident liaison per 10</w:t>
+              <w:t xml:space="preserve">Welfare and resident liaison per section 10</w:t>
             </w:r>
           </w:p>
         </w:tc>
@@ -28808,7 +28808,7 @@
                 <w:sz w:val="15"/>
                 <w:szCs w:val="15"/>
               </w:rPr>
-              <w:t xml:space="preserve">21. Four separate lines. A single percentage will not be accepted</w:t>
+              <w:t xml:space="preserve">section 21. Four separate lines. A single percentage will not be accepted</w:t>
             </w:r>
           </w:p>
         </w:tc>
@@ -29760,7 +29760,7 @@
                 <w:sz w:val="15"/>
                 <w:szCs w:val="15"/>
               </w:rPr>
-              <w:t xml:space="preserve">Section 5 in full: the output/input basis at 5.1, the Service Delivery Plan and Schedule of Departures at 5.2, the thirty-row responsibility matrix at 5.3, and the rule at 5.4 that review transfers nothing</w:t>
+              <w:t xml:space="preserve">section 5 in full: the output/input basis at 5.1, the Service Delivery Plan and Schedule of Departures at 5.2, the thirty-row responsibility matrix at 5.3, and the rule at 5.4 that review transfers nothing</w:t>
             </w:r>
           </w:p>
         </w:tc>
@@ -29962,7 +29962,7 @@
                 <w:sz w:val="15"/>
                 <w:szCs w:val="15"/>
               </w:rPr>
-              <w:t xml:space="preserve">15, and specifically the Unacceptable Failures at 15.4 — the failures a service credit does not remedy, in five groups, with the immediate consequence of each</w:t>
+              <w:t xml:space="preserve">section 15, and specifically the Unacceptable Failures at 15.4 — the failures a service credit does not remedy, in five groups, with the immediate consequence of each</w:t>
             </w:r>
           </w:p>
         </w:tc>
@@ -30063,7 +30063,7 @@
                 <w:sz w:val="15"/>
                 <w:szCs w:val="15"/>
               </w:rPr>
-              <w:t xml:space="preserve">15: the pool, the weightings, the three bands, persistent failure at 15.3 and the self-reporting rule at 15.5</w:t>
+              <w:t xml:space="preserve">section 15: the pool, the weightings, the three bands, persistent failure at 15.3 and the self-reporting rule at 15.5</w:t>
             </w:r>
           </w:p>
         </w:tc>
@@ -30470,7 +30470,7 @@
                 <w:sz w:val="15"/>
                 <w:szCs w:val="15"/>
               </w:rPr>
-              <w:t xml:space="preserve">12: the CAFM, the data ownership rule, and what is reported daily, weekly, monthly, quarterly and annually</w:t>
+              <w:t xml:space="preserve">section 12: the CAFM, the data ownership rule, and what is reported daily, weekly, monthly, quarterly and annually</w:t>
             </w:r>
           </w:p>
         </w:tc>
@@ -30571,7 +30571,7 @@
                 <w:sz w:val="15"/>
                 <w:szCs w:val="15"/>
               </w:rPr>
-              <w:t xml:space="preserve">13: the segregation line, induction and conduct, the allocation, and the rule that no bed here is available to the Contractor's staff</w:t>
+              <w:t xml:space="preserve">section 13: the segregation line, induction and conduct, the allocation, and the rule that no bed here is available to the Contractor's staff</w:t>
             </w:r>
           </w:p>
         </w:tc>
@@ -31079,7 +31079,7 @@
                 <w:sz w:val="15"/>
                 <w:szCs w:val="15"/>
               </w:rPr>
-              <w:t xml:space="preserve">Not applicable. The equivalent — what 'available' means — is defined at 2 and is deliberately about the person who needs the thing, not about the asset</w:t>
+              <w:t xml:space="preserve">Not applicable. The equivalent — what 'available' means — is defined at section 2 and is deliberately about the person who needs the thing, not about the asset</w:t>
             </w:r>
           </w:p>
         </w:tc>
@@ -31180,7 +31180,7 @@
                 <w:sz w:val="15"/>
                 <w:szCs w:val="15"/>
               </w:rPr>
-              <w:t xml:space="preserve">17: who may instruct, how a change is valued, and the clause that stops occupancy variation being argued as a change</w:t>
+              <w:t xml:space="preserve">section 17: who may instruct, how a change is valued, and the clause that stops occupancy variation being argued as a change</w:t>
             </w:r>
           </w:p>
         </w:tc>
@@ -31385,7 +31385,7 @@
                 <w:sz w:val="15"/>
                 <w:szCs w:val="15"/>
               </w:rPr>
-              <w:t xml:space="preserve">16: energy and water per bed-night against a stated baseline adjusted for occupancy and degree days, food waste, and social value that is contractual and reported quarterly</w:t>
+              <w:t xml:space="preserve">section 16: energy and water per bed-night against a stated baseline adjusted for occupancy and degree days, food waste, and social value that is contractual and reported quarterly</w:t>
             </w:r>
           </w:p>
         </w:tc>
@@ -31486,7 +31486,7 @@
                 <w:sz w:val="15"/>
                 <w:szCs w:val="15"/>
               </w:rPr>
-              <w:t xml:space="preserve">11: the benchmark room, the monthly joint audit, unannounced audits including at night, quarterly systems audits, and the resident survey</w:t>
+              <w:t xml:space="preserve">section 11: the benchmark room, the monthly joint audit, unannounced audits including at night, quarterly systems audits, and the resident survey</w:t>
             </w:r>
           </w:p>
         </w:tc>
@@ -31890,7 +31890,7 @@
                 <w:sz w:val="15"/>
                 <w:szCs w:val="15"/>
               </w:rPr>
-              <w:t xml:space="preserve">2: twenty-one terms, including the O and I basis codes and what 'available' and 'occupied' mean</w:t>
+              <w:t xml:space="preserve">section 2: twenty-one terms, including the O and I basis codes and what 'available' and 'occupied' mean</w:t>
             </w:r>
           </w:p>
         </w:tc>
@@ -31991,7 +31991,7 @@
                 <w:sz w:val="15"/>
                 <w:szCs w:val="15"/>
               </w:rPr>
-              <w:t xml:space="preserve">19, and it is the longest section of its kind in any of these packages — because cleaning, catering, laundry and security are four of the highest-risk sectors in the UK and this package is all four</w:t>
+              <w:t xml:space="preserve">section 19, and it is the longest section of its kind in any of these packages — because cleaning, catering, laundry and security are four of the highest-risk sectors in the UK and this package is all four</w:t>
             </w:r>
           </w:p>
         </w:tc>
